--- a/contrato_template.docx
+++ b/contrato_template.docx
@@ -396,25 +396,7 @@
           <w:color w:val="000000"/>
           <w:lang w:val="es-CO" w:eastAsia="es-CO"/>
         </w:rPr>
-        <w:t xml:space="preserve">. No obstante, la </w:t>
-      </w:r>
-      <w:proofErr w:type="spellStart"/>
-      <w:r>
-        <w:rPr>
-          <w:rFonts w:ascii="Arial" w:eastAsia="Times New Roman" w:hAnsi="Arial" w:cs="Arial"/>
-          <w:color w:val="000000"/>
-          <w:lang w:val="es-CO" w:eastAsia="es-CO"/>
-        </w:rPr>
-        <w:t>alinderación</w:t>
-      </w:r>
-      <w:proofErr w:type="spellEnd"/>
-      <w:r>
-        <w:rPr>
-          <w:rFonts w:ascii="Arial" w:eastAsia="Times New Roman" w:hAnsi="Arial" w:cs="Arial"/>
-          <w:color w:val="000000"/>
-          <w:lang w:val="es-CO" w:eastAsia="es-CO"/>
-        </w:rPr>
-        <w:t xml:space="preserve"> descrita, la venta se realiza como cuerpo cierto de conformidad con el artículo 1887 del Código Civil.</w:t>
+        <w:t>. No obstante, la alinderación descrita, la venta se realiza como cuerpo cierto de conformidad con el artículo 1887 del Código Civil.</w:t>
       </w:r>
     </w:p>
     <w:p>
@@ -2277,7 +2259,71 @@
           <w:color w:val="000000"/>
           <w:lang w:val="es-CO" w:eastAsia="es-CO"/>
         </w:rPr>
-        <w:t xml:space="preserve"> notifique por escrito su decisión de no continuar con el contrato, encontrándose al día en la totalidad de sus obligaciones de pago a la fecha de dicha comunicación. En este caso, LA PROMITENTE VENDEDORA retendrá el veinte por ciento (20%) del total de las sumas efectivamente pagadas hasta la fecha del retracto, a título de arras penitenciales y cláusula penal compensatoria, y devolverá el ochenta por ciento (80%) restante dentro de los noventa (90) días calendario siguientes, una vez </w:t>
+        <w:t xml:space="preserve"> notifique por escrito su decisión de no continuar con el contrato, encontrándose al día en la totalidad de sus obligaciones de pago a la fecha de dicha comunicación. En este caso, LA PROMITENTE VENDEDORA retendrá el </w:t>
+      </w:r>
+      <w:r>
+        <w:rPr>
+          <w:rFonts w:ascii="Arial" w:eastAsia="Times New Roman" w:hAnsi="Arial" w:cs="Arial"/>
+          <w:color w:val="000000"/>
+          <w:lang w:val="es-CO" w:eastAsia="es-CO"/>
+        </w:rPr>
+        <w:t>treinta</w:t>
+      </w:r>
+      <w:r>
+        <w:rPr>
+          <w:rFonts w:ascii="Arial" w:eastAsia="Times New Roman" w:hAnsi="Arial" w:cs="Arial"/>
+          <w:color w:val="000000"/>
+          <w:lang w:val="es-CO" w:eastAsia="es-CO"/>
+        </w:rPr>
+        <w:t xml:space="preserve"> por ciento (</w:t>
+      </w:r>
+      <w:r>
+        <w:rPr>
+          <w:rFonts w:ascii="Arial" w:eastAsia="Times New Roman" w:hAnsi="Arial" w:cs="Arial"/>
+          <w:color w:val="000000"/>
+          <w:lang w:val="es-CO" w:eastAsia="es-CO"/>
+        </w:rPr>
+        <w:t>3</w:t>
+      </w:r>
+      <w:r>
+        <w:rPr>
+          <w:rFonts w:ascii="Arial" w:eastAsia="Times New Roman" w:hAnsi="Arial" w:cs="Arial"/>
+          <w:color w:val="000000"/>
+          <w:lang w:val="es-CO" w:eastAsia="es-CO"/>
+        </w:rPr>
+        <w:t xml:space="preserve">0%) del total de las sumas efectivamente pagadas hasta la fecha del retracto, a título de arras penitenciales y cláusula penal compensatoria, y devolverá el </w:t>
+      </w:r>
+      <w:r>
+        <w:rPr>
+          <w:rFonts w:ascii="Arial" w:eastAsia="Times New Roman" w:hAnsi="Arial" w:cs="Arial"/>
+          <w:color w:val="000000"/>
+          <w:lang w:val="es-CO" w:eastAsia="es-CO"/>
+        </w:rPr>
+        <w:t>setenta</w:t>
+      </w:r>
+      <w:r>
+        <w:rPr>
+          <w:rFonts w:ascii="Arial" w:eastAsia="Times New Roman" w:hAnsi="Arial" w:cs="Arial"/>
+          <w:color w:val="000000"/>
+          <w:lang w:val="es-CO" w:eastAsia="es-CO"/>
+        </w:rPr>
+        <w:t xml:space="preserve"> por ciento (</w:t>
+      </w:r>
+      <w:r>
+        <w:rPr>
+          <w:rFonts w:ascii="Arial" w:eastAsia="Times New Roman" w:hAnsi="Arial" w:cs="Arial"/>
+          <w:color w:val="000000"/>
+          <w:lang w:val="es-CO" w:eastAsia="es-CO"/>
+        </w:rPr>
+        <w:t>7</w:t>
+      </w:r>
+      <w:r>
+        <w:rPr>
+          <w:rFonts w:ascii="Arial" w:eastAsia="Times New Roman" w:hAnsi="Arial" w:cs="Arial"/>
+          <w:color w:val="000000"/>
+          <w:lang w:val="es-CO" w:eastAsia="es-CO"/>
+        </w:rPr>
+        <w:t xml:space="preserve">0%) restante dentro de los noventa (90) días calendario siguientes, una vez </w:t>
       </w:r>
       <w:r>
         <w:rPr>
@@ -2435,25 +2481,7 @@
           <w:color w:val="000000"/>
           <w:lang w:val="es-CO" w:eastAsia="es-CO"/>
         </w:rPr>
-        <w:t xml:space="preserve"> deje de pagar tres (3) cuotas mensuales consecutivas; o (</w:t>
-      </w:r>
-      <w:proofErr w:type="spellStart"/>
-      <w:r>
-        <w:rPr>
-          <w:rFonts w:ascii="Arial" w:eastAsia="Times New Roman" w:hAnsi="Arial" w:cs="Arial"/>
-          <w:color w:val="000000"/>
-          <w:lang w:val="es-CO" w:eastAsia="es-CO"/>
-        </w:rPr>
-        <w:t>ii</w:t>
-      </w:r>
-      <w:proofErr w:type="spellEnd"/>
-      <w:r>
-        <w:rPr>
-          <w:rFonts w:ascii="Arial" w:eastAsia="Times New Roman" w:hAnsi="Arial" w:cs="Arial"/>
-          <w:color w:val="000000"/>
-          <w:lang w:val="es-CO" w:eastAsia="es-CO"/>
-        </w:rPr>
-        <w:t xml:space="preserve">) notifique su intención de no continuar con el contrato encontrándose en mora en una o más cuotas a la fecha de dicha comunicación. En cualquiera de estos eventos, quien incumple no podrá acogerse al régimen de retracto voluntario previsto en el literal A, independientemente de la denominación que le dé a su comunicación. Declarado el incumplimiento, LA PROMITENTE VENDEDORA quedará facultada para dar por terminado unilateralmente el presente contrato sin necesidad de requerimiento judicial, en ejercicio del pacto comisorio aquí consignado conforme a los artículos 1546 y 1592 del Código Civil. La totalidad de las sumas efectivamente pagadas por </w:t>
+        <w:t xml:space="preserve"> deje de pagar tres (3) cuotas mensuales consecutivas; o (ii) notifique su intención de no continuar con el contrato encontrándose en mora en una o más cuotas a la fecha de dicha comunicación. En cualquiera de estos eventos, quien incumple no podrá acogerse al régimen de retracto voluntario previsto en el literal A, independientemente de la denominación que le dé a su comunicación. Declarado el incumplimiento, LA PROMITENTE VENDEDORA quedará facultada para dar por terminado unilateralmente el presente contrato sin necesidad de requerimiento judicial, en ejercicio del pacto comisorio aquí consignado conforme a los artículos 1546 y 1592 del Código Civil. La totalidad de las sumas efectivamente pagadas por </w:t>
       </w:r>
       <w:r>
         <w:rPr>
